--- a/assets/downloads/ICNGCI-2026-Conference-Information.docx
+++ b/assets/downloads/ICNGCI-2026-Conference-Information.docx
@@ -7000,7 +7000,7 @@
               <w:rPr>
                 <w:sz w:val="18"/>
               </w:rPr>
-              <w:t>Dac-Nhuong Le</w:t>
+              <w:t>Dr. Narayan Debnath</w:t>
             </w:r>
           </w:p>
         </w:tc>
@@ -7028,7 +7028,7 @@
               <w:rPr>
                 <w:sz w:val="18"/>
               </w:rPr>
-              <w:t>Haiphong University</w:t>
+              <w:t>Eastern International University</w:t>
             </w:r>
           </w:p>
         </w:tc>
@@ -7044,7 +7044,7 @@
               <w:rPr>
                 <w:sz w:val="18"/>
               </w:rPr>
-              <w:t>Prof. Jafar A. Alzubi</w:t>
+              <w:t>Prof. Bhuvanesh Unhelkar</w:t>
             </w:r>
           </w:p>
         </w:tc>
@@ -7058,7 +7058,7 @@
               <w:rPr>
                 <w:sz w:val="18"/>
               </w:rPr>
-              <w:t>Jordan</w:t>
+              <w:t>USA</w:t>
             </w:r>
           </w:p>
         </w:tc>
@@ -7072,7 +7072,7 @@
               <w:rPr>
                 <w:sz w:val="18"/>
               </w:rPr>
-              <w:t>Al-Balqa Applied University</w:t>
+              <w:t>University of South Florida</w:t>
             </w:r>
           </w:p>
         </w:tc>
@@ -7088,7 +7088,7 @@
               <w:rPr>
                 <w:sz w:val="18"/>
               </w:rPr>
-              <w:t>Fateh Mebarek-Oudina</w:t>
+              <w:t>Dac-Nhuong Le</w:t>
             </w:r>
           </w:p>
         </w:tc>
@@ -7102,7 +7102,7 @@
               <w:rPr>
                 <w:sz w:val="18"/>
               </w:rPr>
-              <w:t>Algeria</w:t>
+              <w:t>Vietnam</w:t>
             </w:r>
           </w:p>
         </w:tc>
@@ -7116,7 +7116,7 @@
               <w:rPr>
                 <w:sz w:val="18"/>
               </w:rPr>
-              <w:t>Skikda University</w:t>
+              <w:t>Haiphong University</w:t>
             </w:r>
           </w:p>
         </w:tc>
@@ -7132,7 +7132,7 @@
               <w:rPr>
                 <w:sz w:val="18"/>
               </w:rPr>
-              <w:t>Yaroslav D. Sergeyev</w:t>
+              <w:t>Prof. Jafar A. Alzubi</w:t>
             </w:r>
           </w:p>
         </w:tc>
@@ -7146,7 +7146,7 @@
               <w:rPr>
                 <w:sz w:val="18"/>
               </w:rPr>
-              <w:t>Italy</w:t>
+              <w:t>Jordan</w:t>
             </w:r>
           </w:p>
         </w:tc>
@@ -7160,7 +7160,7 @@
               <w:rPr>
                 <w:sz w:val="18"/>
               </w:rPr>
-              <w:t>University of Calabria</w:t>
+              <w:t>Al-Balqa Applied University</w:t>
             </w:r>
           </w:p>
         </w:tc>
@@ -7176,7 +7176,7 @@
               <w:rPr>
                 <w:sz w:val="18"/>
               </w:rPr>
-              <w:t>Hari Mohan Rai</w:t>
+              <w:t>Fateh Mebarek-Oudina</w:t>
             </w:r>
           </w:p>
         </w:tc>
@@ -7190,7 +7190,7 @@
               <w:rPr>
                 <w:sz w:val="18"/>
               </w:rPr>
-              <w:t>Kazakhstan</w:t>
+              <w:t>Algeria</w:t>
             </w:r>
           </w:p>
         </w:tc>
@@ -7204,7 +7204,7 @@
               <w:rPr>
                 <w:sz w:val="18"/>
               </w:rPr>
-              <w:t>Nazarbayev University, Astana</w:t>
+              <w:t>Skikda University</w:t>
             </w:r>
           </w:p>
         </w:tc>
@@ -7220,7 +7220,7 @@
               <w:rPr>
                 <w:sz w:val="18"/>
               </w:rPr>
-              <w:t>AKM Bahalul Haque</w:t>
+              <w:t>Yaroslav D. Sergeyev</w:t>
             </w:r>
           </w:p>
         </w:tc>
@@ -7234,7 +7234,7 @@
               <w:rPr>
                 <w:sz w:val="18"/>
               </w:rPr>
-              <w:t>Finland</w:t>
+              <w:t>Italy</w:t>
             </w:r>
           </w:p>
         </w:tc>
@@ -7248,7 +7248,7 @@
               <w:rPr>
                 <w:sz w:val="18"/>
               </w:rPr>
-              <w:t>Abo Akademi University</w:t>
+              <w:t>University of Calabria</w:t>
             </w:r>
           </w:p>
         </w:tc>
@@ -10498,7 +10498,7 @@
               <w:rPr>
                 <w:sz w:val="18"/>
               </w:rPr>
-              <w:t>To be announced</w:t>
+              <w:t>Keith Sherringham</w:t>
             </w:r>
           </w:p>
         </w:tc>
@@ -10526,7 +10526,7 @@
               <w:rPr>
                 <w:sz w:val="18"/>
               </w:rPr>
-              <w:t>To be confirmed</w:t>
+              <w:t>ADT-Partners / Sydney University of Technology</w:t>
             </w:r>
           </w:p>
         </w:tc>
@@ -10542,7 +10542,7 @@
               <w:rPr>
                 <w:sz w:val="18"/>
               </w:rPr>
-              <w:t>To be announced</w:t>
+              <w:t>Yu-Chen Hu</w:t>
             </w:r>
           </w:p>
         </w:tc>
@@ -10570,7 +10570,7 @@
               <w:rPr>
                 <w:sz w:val="18"/>
               </w:rPr>
-              <w:t>To be confirmed</w:t>
+              <w:t>Dept. of Computer Science, Tunghai University</w:t>
             </w:r>
           </w:p>
         </w:tc>
@@ -10586,7 +10586,7 @@
               <w:rPr>
                 <w:sz w:val="18"/>
               </w:rPr>
-              <w:t>To be announced</w:t>
+              <w:t>Samiya Khan</w:t>
             </w:r>
           </w:p>
         </w:tc>
@@ -10614,7 +10614,7 @@
               <w:rPr>
                 <w:sz w:val="18"/>
               </w:rPr>
-              <w:t>To be confirmed</w:t>
+              <w:t>University of Southampton Delhi</w:t>
             </w:r>
           </w:p>
         </w:tc>
@@ -10659,50 +10659,6 @@
                 <w:sz w:val="18"/>
               </w:rPr>
               <w:t>To be confirmed</w:t>
-            </w:r>
-          </w:p>
-        </w:tc>
-      </w:tr>
-      <w:tr>
-        <w:tc>
-          <w:tcPr>
-            <w:tcW w:type="dxa" w:w="2736"/>
-          </w:tcPr>
-          <w:p>
-            <w:r/>
-            <w:r>
-              <w:rPr>
-                <w:sz w:val="18"/>
-              </w:rPr>
-              <w:t>Dr. Keshav Kaushik</w:t>
-            </w:r>
-          </w:p>
-        </w:tc>
-        <w:tc>
-          <w:tcPr>
-            <w:tcW w:type="dxa" w:w="2016"/>
-          </w:tcPr>
-          <w:p>
-            <w:r/>
-            <w:r>
-              <w:rPr>
-                <w:sz w:val="18"/>
-              </w:rPr>
-              <w:t>Technical Program Chair · Associate Professor</w:t>
-            </w:r>
-          </w:p>
-        </w:tc>
-        <w:tc>
-          <w:tcPr>
-            <w:tcW w:type="dxa" w:w="4752"/>
-          </w:tcPr>
-          <w:p>
-            <w:r/>
-            <w:r>
-              <w:rPr>
-                <w:sz w:val="18"/>
-              </w:rPr>
-              <w:t>Department of Computer Science and Engineering, SSCSE, Sharda University, Greater Noida, India</w:t>
             </w:r>
           </w:p>
         </w:tc>

--- a/assets/downloads/ICNGCI-2026-Conference-Information.docx
+++ b/assets/downloads/ICNGCI-2026-Conference-Information.docx
@@ -4991,7 +4991,7 @@
           <w:color w:val="0A0A0A"/>
           <w:sz w:val="22"/>
         </w:rPr>
-        <w:t>Indian delegates — fees in INR</w:t>
+        <w:t>Registration fees — Indian delegates (INR) and foreign delegates (USD)</w:t>
       </w:r>
     </w:p>
     <w:tbl>
@@ -5001,10 +5001,14 @@
         <w:tblLook w:firstColumn="1" w:firstRow="1" w:lastColumn="0" w:lastRow="0" w:noHBand="0" w:noVBand="1" w:val="04A0"/>
       </w:tblPr>
       <w:tblGrid>
-        <w:gridCol w:w="2412"/>
-        <w:gridCol w:w="2412"/>
-        <w:gridCol w:w="2412"/>
-        <w:gridCol w:w="2412"/>
+        <w:gridCol w:w="1206"/>
+        <w:gridCol w:w="1206"/>
+        <w:gridCol w:w="1206"/>
+        <w:gridCol w:w="1206"/>
+        <w:gridCol w:w="1206"/>
+        <w:gridCol w:w="1206"/>
+        <w:gridCol w:w="1206"/>
+        <w:gridCol w:w="1206"/>
       </w:tblGrid>
       <w:tr>
         <w:tc>
@@ -5037,7 +5041,7 @@
                 <w:color w:val="FFFFFF"/>
                 <w:sz w:val="18"/>
               </w:rPr>
-              <w:t>Early bird until 10 November 2026</w:t>
+              <w:t>India — INR</w:t>
             </w:r>
           </w:p>
         </w:tc>
@@ -5054,7 +5058,7 @@
                 <w:color w:val="FFFFFF"/>
                 <w:sz w:val="18"/>
               </w:rPr>
-              <w:t>Standard until 20 November 2026</w:t>
+              <w:t>Foreign — USD</w:t>
             </w:r>
           </w:p>
         </w:tc>
@@ -5075,6 +5079,74 @@
             </w:r>
           </w:p>
         </w:tc>
+        <w:tc>
+          <w:tcPr>
+            <w:tcW w:type="dxa" w:w="1206"/>
+            <w:shd w:fill="0A0A0A"/>
+          </w:tcPr>
+          <w:p>
+            <w:r/>
+            <w:r>
+              <w:rPr>
+                <w:b/>
+                <w:color w:val="FFFFFF"/>
+                <w:sz w:val="18"/>
+              </w:rPr>
+              <w:t>Early bird until 10 Nov 2026</w:t>
+            </w:r>
+          </w:p>
+        </w:tc>
+        <w:tc>
+          <w:tcPr>
+            <w:tcW w:type="dxa" w:w="1206"/>
+            <w:shd w:fill="0A0A0A"/>
+          </w:tcPr>
+          <w:p>
+            <w:r/>
+            <w:r>
+              <w:rPr>
+                <w:b/>
+                <w:color w:val="FFFFFF"/>
+                <w:sz w:val="18"/>
+              </w:rPr>
+              <w:t>Standard until 20 Nov 2026</w:t>
+            </w:r>
+          </w:p>
+        </w:tc>
+        <w:tc>
+          <w:tcPr>
+            <w:tcW w:type="dxa" w:w="1206"/>
+            <w:shd w:fill="0A0A0A"/>
+          </w:tcPr>
+          <w:p>
+            <w:r/>
+            <w:r>
+              <w:rPr>
+                <w:b/>
+                <w:color w:val="FFFFFF"/>
+                <w:sz w:val="18"/>
+              </w:rPr>
+              <w:t>Early bird until 10 Nov 2026</w:t>
+            </w:r>
+          </w:p>
+        </w:tc>
+        <w:tc>
+          <w:tcPr>
+            <w:tcW w:type="dxa" w:w="1206"/>
+            <w:shd w:fill="0A0A0A"/>
+          </w:tcPr>
+          <w:p>
+            <w:r/>
+            <w:r>
+              <w:rPr>
+                <w:b/>
+                <w:color w:val="FFFFFF"/>
+                <w:sz w:val="18"/>
+              </w:rPr>
+              <w:t>Standard until 20 Nov 2026</w:t>
+            </w:r>
+          </w:p>
+        </w:tc>
       </w:tr>
       <w:tr>
         <w:tc>
@@ -5129,9 +5201,49 @@
               <w:rPr>
                 <w:sz w:val="18"/>
               </w:rPr>
+              <w:t>US$100</w:t>
+            </w:r>
+          </w:p>
+        </w:tc>
+        <w:tc>
+          <w:tcPr>
+            <w:tcW w:type="dxa" w:w="1206"/>
+          </w:tcPr>
+          <w:p>
+            <w:r/>
+            <w:r>
+              <w:rPr>
+                <w:sz w:val="18"/>
+              </w:rPr>
+              <w:t>US$125</w:t>
+            </w:r>
+          </w:p>
+        </w:tc>
+        <w:tc>
+          <w:tcPr>
+            <w:tcW w:type="dxa" w:w="1206"/>
+          </w:tcPr>
+          <w:p>
+            <w:r/>
+            <w:r>
+              <w:rPr>
+                <w:sz w:val="18"/>
+              </w:rPr>
               <w:t>No</w:t>
             </w:r>
           </w:p>
+        </w:tc>
+        <w:tc>
+          <w:tcPr>
+            <w:tcW w:type="dxa" w:w="1206"/>
+          </w:tcPr>
+          <w:p/>
+        </w:tc>
+        <w:tc>
+          <w:tcPr>
+            <w:tcW w:type="dxa" w:w="1206"/>
+          </w:tcPr>
+          <w:p/>
         </w:tc>
       </w:tr>
       <w:tr>
@@ -5187,9 +5299,49 @@
               <w:rPr>
                 <w:sz w:val="18"/>
               </w:rPr>
+              <w:t>US$300</w:t>
+            </w:r>
+          </w:p>
+        </w:tc>
+        <w:tc>
+          <w:tcPr>
+            <w:tcW w:type="dxa" w:w="1206"/>
+          </w:tcPr>
+          <w:p>
+            <w:r/>
+            <w:r>
+              <w:rPr>
+                <w:sz w:val="18"/>
+              </w:rPr>
+              <w:t>US$350</w:t>
+            </w:r>
+          </w:p>
+        </w:tc>
+        <w:tc>
+          <w:tcPr>
+            <w:tcW w:type="dxa" w:w="1206"/>
+          </w:tcPr>
+          <w:p>
+            <w:r/>
+            <w:r>
+              <w:rPr>
+                <w:sz w:val="18"/>
+              </w:rPr>
               <w:t>Yes</w:t>
             </w:r>
           </w:p>
+        </w:tc>
+        <w:tc>
+          <w:tcPr>
+            <w:tcW w:type="dxa" w:w="1206"/>
+          </w:tcPr>
+          <w:p/>
+        </w:tc>
+        <w:tc>
+          <w:tcPr>
+            <w:tcW w:type="dxa" w:w="1206"/>
+          </w:tcPr>
+          <w:p/>
         </w:tc>
       </w:tr>
       <w:tr>
@@ -5245,9 +5397,49 @@
               <w:rPr>
                 <w:sz w:val="18"/>
               </w:rPr>
+              <w:t>US$300</w:t>
+            </w:r>
+          </w:p>
+        </w:tc>
+        <w:tc>
+          <w:tcPr>
+            <w:tcW w:type="dxa" w:w="1206"/>
+          </w:tcPr>
+          <w:p>
+            <w:r/>
+            <w:r>
+              <w:rPr>
+                <w:sz w:val="18"/>
+              </w:rPr>
+              <w:t>US$350</w:t>
+            </w:r>
+          </w:p>
+        </w:tc>
+        <w:tc>
+          <w:tcPr>
+            <w:tcW w:type="dxa" w:w="1206"/>
+          </w:tcPr>
+          <w:p>
+            <w:r/>
+            <w:r>
+              <w:rPr>
+                <w:sz w:val="18"/>
+              </w:rPr>
               <w:t>Yes</w:t>
             </w:r>
           </w:p>
+        </w:tc>
+        <w:tc>
+          <w:tcPr>
+            <w:tcW w:type="dxa" w:w="1206"/>
+          </w:tcPr>
+          <w:p/>
+        </w:tc>
+        <w:tc>
+          <w:tcPr>
+            <w:tcW w:type="dxa" w:w="1206"/>
+          </w:tcPr>
+          <w:p/>
         </w:tc>
       </w:tr>
       <w:tr>
@@ -5303,9 +5495,49 @@
               <w:rPr>
                 <w:sz w:val="18"/>
               </w:rPr>
+              <w:t>US$450</w:t>
+            </w:r>
+          </w:p>
+        </w:tc>
+        <w:tc>
+          <w:tcPr>
+            <w:tcW w:type="dxa" w:w="1206"/>
+          </w:tcPr>
+          <w:p>
+            <w:r/>
+            <w:r>
+              <w:rPr>
+                <w:sz w:val="18"/>
+              </w:rPr>
+              <w:t>US$500</w:t>
+            </w:r>
+          </w:p>
+        </w:tc>
+        <w:tc>
+          <w:tcPr>
+            <w:tcW w:type="dxa" w:w="1206"/>
+          </w:tcPr>
+          <w:p>
+            <w:r/>
+            <w:r>
+              <w:rPr>
+                <w:sz w:val="18"/>
+              </w:rPr>
               <w:t>Yes</w:t>
             </w:r>
           </w:p>
+        </w:tc>
+        <w:tc>
+          <w:tcPr>
+            <w:tcW w:type="dxa" w:w="1206"/>
+          </w:tcPr>
+          <w:p/>
+        </w:tc>
+        <w:tc>
+          <w:tcPr>
+            <w:tcW w:type="dxa" w:w="1206"/>
+          </w:tcPr>
+          <w:p/>
         </w:tc>
       </w:tr>
       <w:tr>
@@ -5361,9 +5593,49 @@
               <w:rPr>
                 <w:sz w:val="18"/>
               </w:rPr>
+              <w:t>US$250</w:t>
+            </w:r>
+          </w:p>
+        </w:tc>
+        <w:tc>
+          <w:tcPr>
+            <w:tcW w:type="dxa" w:w="1206"/>
+          </w:tcPr>
+          <w:p>
+            <w:r/>
+            <w:r>
+              <w:rPr>
+                <w:sz w:val="18"/>
+              </w:rPr>
+              <w:t>US$250</w:t>
+            </w:r>
+          </w:p>
+        </w:tc>
+        <w:tc>
+          <w:tcPr>
+            <w:tcW w:type="dxa" w:w="1206"/>
+          </w:tcPr>
+          <w:p>
+            <w:r/>
+            <w:r>
+              <w:rPr>
+                <w:sz w:val="18"/>
+              </w:rPr>
               <w:t>Yes</w:t>
             </w:r>
           </w:p>
+        </w:tc>
+        <w:tc>
+          <w:tcPr>
+            <w:tcW w:type="dxa" w:w="1206"/>
+          </w:tcPr>
+          <w:p/>
+        </w:tc>
+        <w:tc>
+          <w:tcPr>
+            <w:tcW w:type="dxa" w:w="1206"/>
+          </w:tcPr>
+          <w:p/>
         </w:tc>
       </w:tr>
       <w:tr>
@@ -5419,9 +5691,49 @@
               <w:rPr>
                 <w:sz w:val="18"/>
               </w:rPr>
+              <w:t>US$25</w:t>
+            </w:r>
+          </w:p>
+        </w:tc>
+        <w:tc>
+          <w:tcPr>
+            <w:tcW w:type="dxa" w:w="1206"/>
+          </w:tcPr>
+          <w:p>
+            <w:r/>
+            <w:r>
+              <w:rPr>
+                <w:sz w:val="18"/>
+              </w:rPr>
+              <w:t>US$25</w:t>
+            </w:r>
+          </w:p>
+        </w:tc>
+        <w:tc>
+          <w:tcPr>
+            <w:tcW w:type="dxa" w:w="1206"/>
+          </w:tcPr>
+          <w:p>
+            <w:r/>
+            <w:r>
+              <w:rPr>
+                <w:sz w:val="18"/>
+              </w:rPr>
               <w:t>—</w:t>
             </w:r>
           </w:p>
+        </w:tc>
+        <w:tc>
+          <w:tcPr>
+            <w:tcW w:type="dxa" w:w="1206"/>
+          </w:tcPr>
+          <w:p/>
+        </w:tc>
+        <w:tc>
+          <w:tcPr>
+            <w:tcW w:type="dxa" w:w="1206"/>
+          </w:tcPr>
+          <w:p/>
         </w:tc>
       </w:tr>
       <w:tr>
@@ -5477,9 +5789,49 @@
               <w:rPr>
                 <w:sz w:val="18"/>
               </w:rPr>
+              <w:t>US$40</w:t>
+            </w:r>
+          </w:p>
+        </w:tc>
+        <w:tc>
+          <w:tcPr>
+            <w:tcW w:type="dxa" w:w="1206"/>
+          </w:tcPr>
+          <w:p>
+            <w:r/>
+            <w:r>
+              <w:rPr>
+                <w:sz w:val="18"/>
+              </w:rPr>
+              <w:t>US$40</w:t>
+            </w:r>
+          </w:p>
+        </w:tc>
+        <w:tc>
+          <w:tcPr>
+            <w:tcW w:type="dxa" w:w="1206"/>
+          </w:tcPr>
+          <w:p>
+            <w:r/>
+            <w:r>
+              <w:rPr>
+                <w:sz w:val="18"/>
+              </w:rPr>
               <w:t>No</w:t>
             </w:r>
           </w:p>
+        </w:tc>
+        <w:tc>
+          <w:tcPr>
+            <w:tcW w:type="dxa" w:w="1206"/>
+          </w:tcPr>
+          <w:p/>
+        </w:tc>
+        <w:tc>
+          <w:tcPr>
+            <w:tcW w:type="dxa" w:w="1206"/>
+          </w:tcPr>
+          <w:p/>
         </w:tc>
       </w:tr>
       <w:tr>
@@ -5493,7 +5845,7 @@
               <w:rPr>
                 <w:sz w:val="18"/>
               </w:rPr>
-              <w:t>Fees are indicative and subject to confirmation by the organising committee. GST and other applicable taxes are extra where levied.</w:t>
+              <w:t>Fees are indicative and subject to confirmation by the organising committee. GST and other applicable taxes are extra where levied on Indian payments. Delegates from SAARC and low-income economies may request the concessional rate by writing to the organising secretariat with proof of affiliation.</w:t>
             </w:r>
           </w:p>
         </w:tc>
@@ -5515,487 +5867,27 @@
           </w:tcPr>
           <w:p/>
         </w:tc>
-      </w:tr>
-    </w:tbl>
-    <w:p>
-      <w:pPr>
-        <w:spacing w:after="80"/>
-      </w:pPr>
-    </w:p>
-    <w:p>
-      <w:pPr>
-        <w:spacing w:before="200" w:after="60"/>
-      </w:pPr>
-      <w:r>
-        <w:rPr>
-          <w:b/>
-          <w:i w:val="0"/>
-          <w:color w:val="0A0A0A"/>
-          <w:sz w:val="22"/>
-        </w:rPr>
-        <w:t>Foreign delegates — fees in USD</w:t>
-      </w:r>
-    </w:p>
-    <w:tbl>
-      <w:tblPr>
-        <w:tblStyle w:val="TableGrid"/>
-        <w:tblW w:type="auto" w:w="0"/>
-        <w:tblLook w:firstColumn="1" w:firstRow="1" w:lastColumn="0" w:lastRow="0" w:noHBand="0" w:noVBand="1" w:val="04A0"/>
-      </w:tblPr>
-      <w:tblGrid>
-        <w:gridCol w:w="2412"/>
-        <w:gridCol w:w="2412"/>
-        <w:gridCol w:w="2412"/>
-        <w:gridCol w:w="2412"/>
-      </w:tblGrid>
-      <w:tr>
-        <w:tc>
-          <w:tcPr>
-            <w:tcW w:type="dxa" w:w="3168"/>
-            <w:shd w:fill="0A0A0A"/>
-          </w:tcPr>
-          <w:p>
-            <w:r/>
-            <w:r>
-              <w:rPr>
-                <w:b/>
-                <w:color w:val="FFFFFF"/>
-                <w:sz w:val="18"/>
-              </w:rPr>
-              <w:t>Category</w:t>
-            </w:r>
-          </w:p>
-        </w:tc>
-        <w:tc>
-          <w:tcPr>
-            <w:tcW w:type="dxa" w:w="2160"/>
-            <w:shd w:fill="0A0A0A"/>
-          </w:tcPr>
-          <w:p>
-            <w:r/>
-            <w:r>
-              <w:rPr>
-                <w:b/>
-                <w:color w:val="FFFFFF"/>
-                <w:sz w:val="18"/>
-              </w:rPr>
-              <w:t>Early bird until 10 November 2026</w:t>
-            </w:r>
-          </w:p>
-        </w:tc>
-        <w:tc>
-          <w:tcPr>
-            <w:tcW w:type="dxa" w:w="2160"/>
-            <w:shd w:fill="0A0A0A"/>
-          </w:tcPr>
-          <w:p>
-            <w:r/>
-            <w:r>
-              <w:rPr>
-                <w:b/>
-                <w:color w:val="FFFFFF"/>
-                <w:sz w:val="18"/>
-              </w:rPr>
-              <w:t>Standard until 20 November 2026</w:t>
-            </w:r>
-          </w:p>
-        </w:tc>
-        <w:tc>
-          <w:tcPr>
-            <w:tcW w:type="dxa" w:w="2016"/>
-            <w:shd w:fill="0A0A0A"/>
-          </w:tcPr>
-          <w:p>
-            <w:r/>
-            <w:r>
-              <w:rPr>
-                <w:b/>
-                <w:color w:val="FFFFFF"/>
-                <w:sz w:val="18"/>
-              </w:rPr>
-              <w:t>Presents a paper</w:t>
-            </w:r>
-          </w:p>
-        </w:tc>
-      </w:tr>
-      <w:tr>
-        <w:tc>
-          <w:tcPr>
-            <w:tcW w:type="dxa" w:w="3168"/>
-          </w:tcPr>
-          <w:p>
-            <w:r/>
-            <w:r>
-              <w:rPr>
-                <w:sz w:val="18"/>
-              </w:rPr>
-              <w:t>Attendee / listener</w:t>
-            </w:r>
-          </w:p>
-        </w:tc>
-        <w:tc>
-          <w:tcPr>
-            <w:tcW w:type="dxa" w:w="2160"/>
-          </w:tcPr>
-          <w:p>
-            <w:r/>
-            <w:r>
-              <w:rPr>
-                <w:sz w:val="18"/>
-              </w:rPr>
-              <w:t>US$100</w:t>
-            </w:r>
-          </w:p>
-        </w:tc>
-        <w:tc>
-          <w:tcPr>
-            <w:tcW w:type="dxa" w:w="2160"/>
-          </w:tcPr>
-          <w:p>
-            <w:r/>
-            <w:r>
-              <w:rPr>
-                <w:sz w:val="18"/>
-              </w:rPr>
-              <w:t>US$125</w:t>
-            </w:r>
-          </w:p>
-        </w:tc>
-        <w:tc>
-          <w:tcPr>
-            <w:tcW w:type="dxa" w:w="2016"/>
-          </w:tcPr>
-          <w:p>
-            <w:r/>
-            <w:r>
-              <w:rPr>
-                <w:sz w:val="18"/>
-              </w:rPr>
-              <w:t>No</w:t>
-            </w:r>
-          </w:p>
-        </w:tc>
-      </w:tr>
-      <w:tr>
-        <w:tc>
-          <w:tcPr>
-            <w:tcW w:type="dxa" w:w="3168"/>
-          </w:tcPr>
-          <w:p>
-            <w:r/>
-            <w:r>
-              <w:rPr>
-                <w:sz w:val="18"/>
-              </w:rPr>
-              <w:t>Academician / research scholar / student</w:t>
-            </w:r>
-          </w:p>
-        </w:tc>
-        <w:tc>
-          <w:tcPr>
-            <w:tcW w:type="dxa" w:w="2160"/>
-          </w:tcPr>
-          <w:p>
-            <w:r/>
-            <w:r>
-              <w:rPr>
-                <w:sz w:val="18"/>
-              </w:rPr>
-              <w:t>US$300</w:t>
-            </w:r>
-          </w:p>
-        </w:tc>
-        <w:tc>
-          <w:tcPr>
-            <w:tcW w:type="dxa" w:w="2160"/>
-          </w:tcPr>
-          <w:p>
-            <w:r/>
-            <w:r>
-              <w:rPr>
-                <w:sz w:val="18"/>
-              </w:rPr>
-              <w:t>US$350</w:t>
-            </w:r>
-          </w:p>
-        </w:tc>
-        <w:tc>
-          <w:tcPr>
-            <w:tcW w:type="dxa" w:w="2016"/>
-          </w:tcPr>
-          <w:p>
-            <w:r/>
-            <w:r>
-              <w:rPr>
-                <w:sz w:val="18"/>
-              </w:rPr>
-              <w:t>Yes</w:t>
-            </w:r>
-          </w:p>
-        </w:tc>
-      </w:tr>
-      <w:tr>
-        <w:tc>
-          <w:tcPr>
-            <w:tcW w:type="dxa" w:w="3168"/>
-          </w:tcPr>
-          <w:p>
-            <w:r/>
-            <w:r>
-              <w:rPr>
-                <w:sz w:val="18"/>
-              </w:rPr>
-              <w:t>Industry / corporate</w:t>
-            </w:r>
-          </w:p>
-        </w:tc>
-        <w:tc>
-          <w:tcPr>
-            <w:tcW w:type="dxa" w:w="2160"/>
-          </w:tcPr>
-          <w:p>
-            <w:r/>
-            <w:r>
-              <w:rPr>
-                <w:sz w:val="18"/>
-              </w:rPr>
-              <w:t>US$450</w:t>
-            </w:r>
-          </w:p>
-        </w:tc>
-        <w:tc>
-          <w:tcPr>
-            <w:tcW w:type="dxa" w:w="2160"/>
-          </w:tcPr>
-          <w:p>
-            <w:r/>
-            <w:r>
-              <w:rPr>
-                <w:sz w:val="18"/>
-              </w:rPr>
-              <w:t>US$500</w:t>
-            </w:r>
-          </w:p>
-        </w:tc>
-        <w:tc>
-          <w:tcPr>
-            <w:tcW w:type="dxa" w:w="2016"/>
-          </w:tcPr>
-          <w:p>
-            <w:r/>
-            <w:r>
-              <w:rPr>
-                <w:sz w:val="18"/>
-              </w:rPr>
-              <w:t>Yes</w:t>
-            </w:r>
-          </w:p>
-        </w:tc>
-      </w:tr>
-      <w:tr>
-        <w:tc>
-          <w:tcPr>
-            <w:tcW w:type="dxa" w:w="3168"/>
-          </w:tcPr>
-          <w:p>
-            <w:r/>
-            <w:r>
-              <w:rPr>
-                <w:sz w:val="18"/>
-              </w:rPr>
-              <w:t>Additional paper</w:t>
-            </w:r>
-          </w:p>
-        </w:tc>
-        <w:tc>
-          <w:tcPr>
-            <w:tcW w:type="dxa" w:w="2160"/>
-          </w:tcPr>
-          <w:p>
-            <w:r/>
-            <w:r>
-              <w:rPr>
-                <w:sz w:val="18"/>
-              </w:rPr>
-              <w:t>US$250</w:t>
-            </w:r>
-          </w:p>
-        </w:tc>
-        <w:tc>
-          <w:tcPr>
-            <w:tcW w:type="dxa" w:w="2160"/>
-          </w:tcPr>
-          <w:p>
-            <w:r/>
-            <w:r>
-              <w:rPr>
-                <w:sz w:val="18"/>
-              </w:rPr>
-              <w:t>US$250</w:t>
-            </w:r>
-          </w:p>
-        </w:tc>
-        <w:tc>
-          <w:tcPr>
-            <w:tcW w:type="dxa" w:w="2016"/>
-          </w:tcPr>
-          <w:p>
-            <w:r/>
-            <w:r>
-              <w:rPr>
-                <w:sz w:val="18"/>
-              </w:rPr>
-              <w:t>Yes</w:t>
-            </w:r>
-          </w:p>
-        </w:tc>
-      </w:tr>
-      <w:tr>
-        <w:tc>
-          <w:tcPr>
-            <w:tcW w:type="dxa" w:w="3168"/>
-          </w:tcPr>
-          <w:p>
-            <w:r/>
-            <w:r>
-              <w:rPr>
-                <w:sz w:val="18"/>
-              </w:rPr>
-              <w:t>Extra page</w:t>
-            </w:r>
-          </w:p>
-        </w:tc>
-        <w:tc>
-          <w:tcPr>
-            <w:tcW w:type="dxa" w:w="2160"/>
-          </w:tcPr>
-          <w:p>
-            <w:r/>
-            <w:r>
-              <w:rPr>
-                <w:sz w:val="18"/>
-              </w:rPr>
-              <w:t>US$25</w:t>
-            </w:r>
-          </w:p>
-        </w:tc>
-        <w:tc>
-          <w:tcPr>
-            <w:tcW w:type="dxa" w:w="2160"/>
-          </w:tcPr>
-          <w:p>
-            <w:r/>
-            <w:r>
-              <w:rPr>
-                <w:sz w:val="18"/>
-              </w:rPr>
-              <w:t>US$25</w:t>
-            </w:r>
-          </w:p>
-        </w:tc>
-        <w:tc>
-          <w:tcPr>
-            <w:tcW w:type="dxa" w:w="2016"/>
-          </w:tcPr>
-          <w:p>
-            <w:r/>
-            <w:r>
-              <w:rPr>
-                <w:sz w:val="18"/>
-              </w:rPr>
-              <w:t>—</w:t>
-            </w:r>
-          </w:p>
-        </w:tc>
-      </w:tr>
-      <w:tr>
-        <w:tc>
-          <w:tcPr>
-            <w:tcW w:type="dxa" w:w="3168"/>
-          </w:tcPr>
-          <w:p>
-            <w:r/>
-            <w:r>
-              <w:rPr>
-                <w:sz w:val="18"/>
-              </w:rPr>
-              <w:t>Accompanying person</w:t>
-            </w:r>
-          </w:p>
-        </w:tc>
-        <w:tc>
-          <w:tcPr>
-            <w:tcW w:type="dxa" w:w="2160"/>
-          </w:tcPr>
-          <w:p>
-            <w:r/>
-            <w:r>
-              <w:rPr>
-                <w:sz w:val="18"/>
-              </w:rPr>
-              <w:t>US$40</w:t>
-            </w:r>
-          </w:p>
-        </w:tc>
-        <w:tc>
-          <w:tcPr>
-            <w:tcW w:type="dxa" w:w="2160"/>
-          </w:tcPr>
-          <w:p>
-            <w:r/>
-            <w:r>
-              <w:rPr>
-                <w:sz w:val="18"/>
-              </w:rPr>
-              <w:t>US$40</w:t>
-            </w:r>
-          </w:p>
-        </w:tc>
-        <w:tc>
-          <w:tcPr>
-            <w:tcW w:type="dxa" w:w="2016"/>
-          </w:tcPr>
-          <w:p>
-            <w:r/>
-            <w:r>
-              <w:rPr>
-                <w:sz w:val="18"/>
-              </w:rPr>
-              <w:t>No</w:t>
-            </w:r>
-          </w:p>
-        </w:tc>
-      </w:tr>
-      <w:tr>
-        <w:tc>
-          <w:tcPr>
-            <w:tcW w:type="dxa" w:w="3168"/>
-          </w:tcPr>
-          <w:p>
-            <w:r/>
-            <w:r>
-              <w:rPr>
-                <w:sz w:val="18"/>
-              </w:rPr>
-              <w:t>Delegates from SAARC and low-income economies may request the concessional rate by writing to the organising secretariat with proof of affiliation.</w:t>
-            </w:r>
-          </w:p>
-        </w:tc>
-        <w:tc>
-          <w:tcPr>
-            <w:tcW w:type="dxa" w:w="2160"/>
+        <w:tc>
+          <w:tcPr>
+            <w:tcW w:type="dxa" w:w="1206"/>
           </w:tcPr>
           <w:p/>
         </w:tc>
         <w:tc>
           <w:tcPr>
-            <w:tcW w:type="dxa" w:w="2160"/>
+            <w:tcW w:type="dxa" w:w="1206"/>
           </w:tcPr>
           <w:p/>
         </w:tc>
         <w:tc>
           <w:tcPr>
-            <w:tcW w:type="dxa" w:w="2016"/>
+            <w:tcW w:type="dxa" w:w="1206"/>
+          </w:tcPr>
+          <w:p/>
+        </w:tc>
+        <w:tc>
+          <w:tcPr>
+            <w:tcW w:type="dxa" w:w="1206"/>
           </w:tcPr>
           <w:p/>
         </w:tc>
@@ -7992,7 +7884,7 @@
               <w:rPr>
                 <w:sz w:val="18"/>
               </w:rPr>
-              <w:t>Gautam Srivastava</w:t>
+              <w:t>Dr. Rania Lampou</w:t>
             </w:r>
           </w:p>
         </w:tc>
@@ -8006,7 +7898,7 @@
               <w:rPr>
                 <w:sz w:val="18"/>
               </w:rPr>
-              <w:t>Canada</w:t>
+              <w:t>Greece</w:t>
             </w:r>
           </w:p>
         </w:tc>
@@ -8020,7 +7912,7 @@
               <w:rPr>
                 <w:sz w:val="18"/>
               </w:rPr>
-              <w:t>Brandon University</w:t>
+              <w:t>Ministry of Education, Religious Affairs and Sports, Greece</w:t>
             </w:r>
           </w:p>
         </w:tc>
@@ -8036,7 +7928,7 @@
               <w:rPr>
                 <w:sz w:val="18"/>
               </w:rPr>
-              <w:t>Muhannmad Ajmal Azad</w:t>
+              <w:t>Ivanna Dronyuk</w:t>
             </w:r>
           </w:p>
         </w:tc>
@@ -8050,7 +7942,7 @@
               <w:rPr>
                 <w:sz w:val="18"/>
               </w:rPr>
-              <w:t>United Kingdom</w:t>
+              <w:t>Poland</w:t>
             </w:r>
           </w:p>
         </w:tc>
@@ -8064,7 +7956,7 @@
               <w:rPr>
                 <w:sz w:val="18"/>
               </w:rPr>
-              <w:t>Birmingham City University</w:t>
+              <w:t>Jan Dlugosz University in Czestochowa</w:t>
             </w:r>
           </w:p>
         </w:tc>
@@ -8080,7 +7972,7 @@
               <w:rPr>
                 <w:sz w:val="18"/>
               </w:rPr>
-              <w:t>Rolando Herrero</w:t>
+              <w:t>Pinar Demircioglu</w:t>
             </w:r>
           </w:p>
         </w:tc>
@@ -8094,7 +7986,7 @@
               <w:rPr>
                 <w:sz w:val="18"/>
               </w:rPr>
-              <w:t>USA</w:t>
+              <w:t>Turkiye</w:t>
             </w:r>
           </w:p>
         </w:tc>
@@ -8108,7 +8000,7 @@
               <w:rPr>
                 <w:sz w:val="18"/>
               </w:rPr>
-              <w:t>Northeastern University, University of Massachusetts Lowell</w:t>
+              <w:t>Aydin Adnan Menderes University</w:t>
             </w:r>
           </w:p>
         </w:tc>
@@ -8124,7 +8016,7 @@
               <w:rPr>
                 <w:sz w:val="18"/>
               </w:rPr>
-              <w:t>Sérgio Duarte Correia</w:t>
+              <w:t>NUR AZALIAH ABU BAKAR</w:t>
             </w:r>
           </w:p>
         </w:tc>
@@ -8138,7 +8030,7 @@
               <w:rPr>
                 <w:sz w:val="18"/>
               </w:rPr>
-              <w:t>Portugal</w:t>
+              <w:t>MALAYSIA</w:t>
             </w:r>
           </w:p>
         </w:tc>
@@ -8152,7 +8044,7 @@
               <w:rPr>
                 <w:sz w:val="18"/>
               </w:rPr>
-              <w:t>Portalegre Polytechnic University</w:t>
+              <w:t>UNIVERSITI TEKNOLOGI MALAYSIA</w:t>
             </w:r>
           </w:p>
         </w:tc>
@@ -8168,7 +8060,7 @@
               <w:rPr>
                 <w:sz w:val="18"/>
               </w:rPr>
-              <w:t>Vinícius Lima</w:t>
+              <w:t>Muhannmad Ajmal Azad</w:t>
             </w:r>
           </w:p>
         </w:tc>
@@ -8182,7 +8074,7 @@
               <w:rPr>
                 <w:sz w:val="18"/>
               </w:rPr>
-              <w:t>Portugal</w:t>
+              <w:t>United Kingdom</w:t>
             </w:r>
           </w:p>
         </w:tc>
@@ -8196,7 +8088,7 @@
               <w:rPr>
                 <w:sz w:val="18"/>
               </w:rPr>
-              <w:t>Faculty of Medicine, University of Porto</w:t>
+              <w:t>Birmingham City University</w:t>
             </w:r>
           </w:p>
         </w:tc>
@@ -8212,7 +8104,7 @@
               <w:rPr>
                 <w:sz w:val="18"/>
               </w:rPr>
-              <w:t>Dr. Rania Lampou</w:t>
+              <w:t>Rolando Herrero</w:t>
             </w:r>
           </w:p>
         </w:tc>
@@ -8226,7 +8118,7 @@
               <w:rPr>
                 <w:sz w:val="18"/>
               </w:rPr>
-              <w:t>Greece</w:t>
+              <w:t>USA</w:t>
             </w:r>
           </w:p>
         </w:tc>
@@ -8240,7 +8132,7 @@
               <w:rPr>
                 <w:sz w:val="18"/>
               </w:rPr>
-              <w:t>Ministry of Education, Religious Affairs and Sports, Greece</w:t>
+              <w:t>Northeastern University, University of Massachusetts Lowell</w:t>
             </w:r>
           </w:p>
         </w:tc>
@@ -8256,7 +8148,7 @@
               <w:rPr>
                 <w:sz w:val="18"/>
               </w:rPr>
-              <w:t>Fernando Ortiz-Rodríguez</w:t>
+              <w:t>Sérgio Duarte Correia</w:t>
             </w:r>
           </w:p>
         </w:tc>
@@ -8270,7 +8162,7 @@
               <w:rPr>
                 <w:sz w:val="18"/>
               </w:rPr>
-              <w:t>Mexico</w:t>
+              <w:t>Portugal</w:t>
             </w:r>
           </w:p>
         </w:tc>
@@ -8284,7 +8176,7 @@
               <w:rPr>
                 <w:sz w:val="18"/>
               </w:rPr>
-              <w:t>Universidad Autónoma de Tamaulipas</w:t>
+              <w:t>Portalegre Polytechnic University</w:t>
             </w:r>
           </w:p>
         </w:tc>
@@ -8300,7 +8192,7 @@
               <w:rPr>
                 <w:sz w:val="18"/>
               </w:rPr>
-              <w:t>Faisal Nabi</w:t>
+              <w:t>Vinícius Lima</w:t>
             </w:r>
           </w:p>
         </w:tc>
@@ -8314,7 +8206,7 @@
               <w:rPr>
                 <w:sz w:val="18"/>
               </w:rPr>
-              <w:t>Australia</w:t>
+              <w:t>Portugal</w:t>
             </w:r>
           </w:p>
         </w:tc>
@@ -8328,7 +8220,7 @@
               <w:rPr>
                 <w:sz w:val="18"/>
               </w:rPr>
-              <w:t>University of Southern Queensland (USQ)</w:t>
+              <w:t>Faculty of Medicine, University of Porto</w:t>
             </w:r>
           </w:p>
         </w:tc>
@@ -8344,7 +8236,7 @@
               <w:rPr>
                 <w:sz w:val="18"/>
               </w:rPr>
-              <w:t>Ivanna Dronyuk</w:t>
+              <w:t>Fernando Ortiz-Rodríguez</w:t>
             </w:r>
           </w:p>
         </w:tc>
@@ -8358,7 +8250,7 @@
               <w:rPr>
                 <w:sz w:val="18"/>
               </w:rPr>
-              <w:t>Poland</w:t>
+              <w:t>Mexico</w:t>
             </w:r>
           </w:p>
         </w:tc>
@@ -8372,7 +8264,7 @@
               <w:rPr>
                 <w:sz w:val="18"/>
               </w:rPr>
-              <w:t>Jan Dlugosz University in Czestochowa</w:t>
+              <w:t>Universidad Autónoma de Tamaulipas</w:t>
             </w:r>
           </w:p>
         </w:tc>
@@ -8388,7 +8280,7 @@
               <w:rPr>
                 <w:sz w:val="18"/>
               </w:rPr>
-              <w:t>Muhamad Fazil Ahmad</w:t>
+              <w:t>Faisal Nabi</w:t>
             </w:r>
           </w:p>
         </w:tc>
@@ -8402,7 +8294,7 @@
               <w:rPr>
                 <w:sz w:val="18"/>
               </w:rPr>
-              <w:t>Malaysia</w:t>
+              <w:t>Australia</w:t>
             </w:r>
           </w:p>
         </w:tc>
@@ -8416,7 +8308,7 @@
               <w:rPr>
                 <w:sz w:val="18"/>
               </w:rPr>
-              <w:t>Universiti Sultan Zainal Abidin</w:t>
+              <w:t>University of Southern Queensland (USQ)</w:t>
             </w:r>
           </w:p>
         </w:tc>
@@ -8432,7 +8324,7 @@
               <w:rPr>
                 <w:sz w:val="18"/>
               </w:rPr>
-              <w:t>Noor Zaman Jhanjhi</w:t>
+              <w:t>Muhamad Fazil Ahmad</w:t>
             </w:r>
           </w:p>
         </w:tc>
@@ -8460,7 +8352,7 @@
               <w:rPr>
                 <w:sz w:val="18"/>
               </w:rPr>
-              <w:t>Sunway University</w:t>
+              <w:t>Universiti Sultan Zainal Abidin</w:t>
             </w:r>
           </w:p>
         </w:tc>
@@ -8476,7 +8368,7 @@
               <w:rPr>
                 <w:sz w:val="18"/>
               </w:rPr>
-              <w:t>Pinar Demircioglu</w:t>
+              <w:t>Noor Zaman Jhanjhi</w:t>
             </w:r>
           </w:p>
         </w:tc>
@@ -8490,7 +8382,7 @@
               <w:rPr>
                 <w:sz w:val="18"/>
               </w:rPr>
-              <w:t>Turkiye</w:t>
+              <w:t>Malaysia</w:t>
             </w:r>
           </w:p>
         </w:tc>
@@ -8504,7 +8396,7 @@
               <w:rPr>
                 <w:sz w:val="18"/>
               </w:rPr>
-              <w:t>Aydin Adnan Menderes University</w:t>
+              <w:t>Sunway University</w:t>
             </w:r>
           </w:p>
         </w:tc>
@@ -8872,7 +8764,7 @@
               <w:rPr>
                 <w:sz w:val="18"/>
               </w:rPr>
-              <w:t>NUR AZALIAH ABU BAKAR</w:t>
+              <w:t>Mohd Anas Wajid</w:t>
             </w:r>
           </w:p>
         </w:tc>
@@ -8886,7 +8778,7 @@
               <w:rPr>
                 <w:sz w:val="18"/>
               </w:rPr>
-              <w:t>MALAYSIA</w:t>
+              <w:t>Mexico</w:t>
             </w:r>
           </w:p>
         </w:tc>
@@ -8900,7 +8792,7 @@
               <w:rPr>
                 <w:sz w:val="18"/>
               </w:rPr>
-              <w:t>UNIVERSITI TEKNOLOGI MALAYSIA</w:t>
+              <w:t>Tecnológico de Monterrey, Mexico</w:t>
             </w:r>
           </w:p>
         </w:tc>
@@ -8916,7 +8808,7 @@
               <w:rPr>
                 <w:sz w:val="18"/>
               </w:rPr>
-              <w:t>Mohd Anas Wajid</w:t>
+              <w:t>Gautam Srivastava</w:t>
             </w:r>
           </w:p>
         </w:tc>
@@ -8930,7 +8822,7 @@
               <w:rPr>
                 <w:sz w:val="18"/>
               </w:rPr>
-              <w:t>Mexico</w:t>
+              <w:t>Canada</w:t>
             </w:r>
           </w:p>
         </w:tc>
@@ -8944,7 +8836,7 @@
               <w:rPr>
                 <w:sz w:val="18"/>
               </w:rPr>
-              <w:t>Tecnológico de Monterrey, Mexico</w:t>
+              <w:t>Brandon University</w:t>
             </w:r>
           </w:p>
         </w:tc>
@@ -9044,7 +8936,7 @@
               <w:rPr>
                 <w:sz w:val="18"/>
               </w:rPr>
-              <w:t>Dr. Smrity Dwivedi</w:t>
+              <w:t>Professor R.K. Shyamasundar</w:t>
             </w:r>
           </w:p>
         </w:tc>
@@ -9072,7 +8964,7 @@
               <w:rPr>
                 <w:sz w:val="18"/>
               </w:rPr>
-              <w:t>Indian Institute of Technology (BHU), Varanasi</w:t>
+              <w:t>IIT Bombay</w:t>
             </w:r>
           </w:p>
         </w:tc>
@@ -9088,7 +8980,7 @@
               <w:rPr>
                 <w:sz w:val="18"/>
               </w:rPr>
-              <w:t>Dr. R. Mahanty</w:t>
+              <w:t>Dr. Chittaranjan Mandal</w:t>
             </w:r>
           </w:p>
         </w:tc>
@@ -9116,7 +9008,7 @@
               <w:rPr>
                 <w:sz w:val="18"/>
               </w:rPr>
-              <w:t>Indian Institute of Technology (BHU)</w:t>
+              <w:t>IIT Kharagpur</w:t>
             </w:r>
           </w:p>
         </w:tc>
@@ -9132,7 +9024,7 @@
               <w:rPr>
                 <w:sz w:val="18"/>
               </w:rPr>
-              <w:t>Professor R.K. Shyamasundar</w:t>
+              <w:t>Dr. Bhim Singh</w:t>
             </w:r>
           </w:p>
         </w:tc>
@@ -9160,7 +9052,7 @@
               <w:rPr>
                 <w:sz w:val="18"/>
               </w:rPr>
-              <w:t>IIT Bombay</w:t>
+              <w:t>Indian Institute of Technology, Delhi</w:t>
             </w:r>
           </w:p>
         </w:tc>
@@ -9176,7 +9068,7 @@
               <w:rPr>
                 <w:sz w:val="18"/>
               </w:rPr>
-              <w:t>Dr. D. P. Vidyarthi</w:t>
+              <w:t>Dr. Chakradhar Reddy. Chandupatla</w:t>
             </w:r>
           </w:p>
         </w:tc>
@@ -9190,7 +9082,7 @@
               <w:rPr>
                 <w:sz w:val="18"/>
               </w:rPr>
-              <w:t>INDIA</w:t>
+              <w:t>India</w:t>
             </w:r>
           </w:p>
         </w:tc>
@@ -9204,7 +9096,7 @@
               <w:rPr>
                 <w:sz w:val="18"/>
               </w:rPr>
-              <w:t>Jawaharlal Nehru University, New Delhi</w:t>
+              <w:t>IIT Ropar</w:t>
             </w:r>
           </w:p>
         </w:tc>
@@ -9220,7 +9112,7 @@
               <w:rPr>
                 <w:sz w:val="18"/>
               </w:rPr>
-              <w:t>Prof. Amit Prakash Singh</w:t>
+              <w:t>Dr. Smrity Dwivedi</w:t>
             </w:r>
           </w:p>
         </w:tc>
@@ -9248,7 +9140,7 @@
               <w:rPr>
                 <w:sz w:val="18"/>
               </w:rPr>
-              <w:t>Guru Gobind Singh Indraprastha University, Delhi</w:t>
+              <w:t>Indian Institute of Technology (BHU), Varanasi</w:t>
             </w:r>
           </w:p>
         </w:tc>
@@ -9264,7 +9156,7 @@
               <w:rPr>
                 <w:sz w:val="18"/>
               </w:rPr>
-              <w:t>Prof. (Dr.) Nanhay Singh</w:t>
+              <w:t>Dr. R. Mahanty</w:t>
             </w:r>
           </w:p>
         </w:tc>
@@ -9292,7 +9184,7 @@
               <w:rPr>
                 <w:sz w:val="18"/>
               </w:rPr>
-              <w:t>Netaji Subhas University of Technology East Campus, New Delhi</w:t>
+              <w:t>Indian Institute of Technology (BHU)</w:t>
             </w:r>
           </w:p>
         </w:tc>
@@ -9308,7 +9200,7 @@
               <w:rPr>
                 <w:sz w:val="18"/>
               </w:rPr>
-              <w:t>Dr. Satish Chand</w:t>
+              <w:t>Dr. R. K. Saket</w:t>
             </w:r>
           </w:p>
         </w:tc>
@@ -9336,7 +9228,7 @@
               <w:rPr>
                 <w:sz w:val="18"/>
               </w:rPr>
-              <w:t>Jawaharlal Nehru University, New Delhi</w:t>
+              <w:t>Indian Institute of Technology (BHU), Varanasi (UP)</w:t>
             </w:r>
           </w:p>
         </w:tc>
@@ -9352,7 +9244,7 @@
               <w:rPr>
                 <w:sz w:val="18"/>
               </w:rPr>
-              <w:t>Dr. Chittaranjan Mandal</w:t>
+              <w:t>Dr. R. K. Srivastava</w:t>
             </w:r>
           </w:p>
         </w:tc>
@@ -9380,7 +9272,7 @@
               <w:rPr>
                 <w:sz w:val="18"/>
               </w:rPr>
-              <w:t>IIT Kharagpur</w:t>
+              <w:t>Indian Institute of Technology, Banaras Hindu University, Varanasi</w:t>
             </w:r>
           </w:p>
         </w:tc>
@@ -9396,7 +9288,7 @@
               <w:rPr>
                 <w:sz w:val="18"/>
               </w:rPr>
-              <w:t>Prof. Sushama Nagpal</w:t>
+              <w:t>Prof. N. S. Rajput</w:t>
             </w:r>
           </w:p>
         </w:tc>
@@ -9424,7 +9316,7 @@
               <w:rPr>
                 <w:sz w:val="18"/>
               </w:rPr>
-              <w:t>Netaji Subhas University of Technology, New Delhi</w:t>
+              <w:t>Indian Institute of Technology (Banaras Hindu University), Varanasi</w:t>
             </w:r>
           </w:p>
         </w:tc>
@@ -9440,7 +9332,7 @@
               <w:rPr>
                 <w:sz w:val="18"/>
               </w:rPr>
-              <w:t>Dr. Jawwad Sami Ur Rahman</w:t>
+              <w:t>Dr. Oppili Prasad L</w:t>
             </w:r>
           </w:p>
         </w:tc>
@@ -9454,7 +9346,7 @@
               <w:rPr>
                 <w:sz w:val="18"/>
               </w:rPr>
-              <w:t>Pakistan</w:t>
+              <w:t>India</w:t>
             </w:r>
           </w:p>
         </w:tc>
@@ -9468,7 +9360,7 @@
               <w:rPr>
                 <w:sz w:val="18"/>
               </w:rPr>
-              <w:t>Riphah International University</w:t>
+              <w:t>Indian Institute of Technology (BHU), Varanasi</w:t>
             </w:r>
           </w:p>
         </w:tc>
@@ -9484,7 +9376,7 @@
               <w:rPr>
                 <w:sz w:val="18"/>
               </w:rPr>
-              <w:t>Prof. Anurag Jain</w:t>
+              <w:t>Dr. Naveen Yalla</w:t>
             </w:r>
           </w:p>
         </w:tc>
@@ -9512,7 +9404,7 @@
               <w:rPr>
                 <w:sz w:val="18"/>
               </w:rPr>
-              <w:t>Guru Gobind Singh Indraprastha University, New Delhi</w:t>
+              <w:t>Indian Institute of Technology (BHU) Varanasi</w:t>
             </w:r>
           </w:p>
         </w:tc>
@@ -9528,7 +9420,7 @@
               <w:rPr>
                 <w:sz w:val="18"/>
               </w:rPr>
-              <w:t>Dr. R. K. Saket</w:t>
+              <w:t>Prof. Kalpana Chaudhary</w:t>
             </w:r>
           </w:p>
         </w:tc>
@@ -9556,7 +9448,7 @@
               <w:rPr>
                 <w:sz w:val="18"/>
               </w:rPr>
-              <w:t>Indian Institute of Technology (BHU), Varanasi (UP)</w:t>
+              <w:t>Indian Institute of Technology (BHU) Varanasi</w:t>
             </w:r>
           </w:p>
         </w:tc>
@@ -9572,7 +9464,7 @@
               <w:rPr>
                 <w:sz w:val="18"/>
               </w:rPr>
-              <w:t>Dr. R. K. Srivastava</w:t>
+              <w:t>Dr. D. P. Vidyarthi</w:t>
             </w:r>
           </w:p>
         </w:tc>
@@ -9586,7 +9478,7 @@
               <w:rPr>
                 <w:sz w:val="18"/>
               </w:rPr>
-              <w:t>India</w:t>
+              <w:t>INDIA</w:t>
             </w:r>
           </w:p>
         </w:tc>
@@ -9600,7 +9492,7 @@
               <w:rPr>
                 <w:sz w:val="18"/>
               </w:rPr>
-              <w:t>Indian Institute of Technology, Banaras Hindu University, Varanasi</w:t>
+              <w:t>Jawaharlal Nehru University, New Delhi</w:t>
             </w:r>
           </w:p>
         </w:tc>
@@ -9616,7 +9508,7 @@
               <w:rPr>
                 <w:sz w:val="18"/>
               </w:rPr>
-              <w:t>Prof. N. S. Rajput</w:t>
+              <w:t>Prof. Amit Prakash Singh</w:t>
             </w:r>
           </w:p>
         </w:tc>
@@ -9644,7 +9536,7 @@
               <w:rPr>
                 <w:sz w:val="18"/>
               </w:rPr>
-              <w:t>Indian Institute of Technology (Banaras Hindu University), Varanasi</w:t>
+              <w:t>Guru Gobind Singh Indraprastha University, Delhi</w:t>
             </w:r>
           </w:p>
         </w:tc>
@@ -9660,7 +9552,7 @@
               <w:rPr>
                 <w:sz w:val="18"/>
               </w:rPr>
-              <w:t>Dr. Oppili Prasad L</w:t>
+              <w:t>Prof. (Dr.) Nanhay Singh</w:t>
             </w:r>
           </w:p>
         </w:tc>
@@ -9688,7 +9580,7 @@
               <w:rPr>
                 <w:sz w:val="18"/>
               </w:rPr>
-              <w:t>Indian Institute of Technology (BHU), Varanasi</w:t>
+              <w:t>Netaji Subhas University of Technology East Campus, New Delhi</w:t>
             </w:r>
           </w:p>
         </w:tc>
@@ -9704,7 +9596,7 @@
               <w:rPr>
                 <w:sz w:val="18"/>
               </w:rPr>
-              <w:t>Dr. Naveen Yalla</w:t>
+              <w:t>Dr. Satish Chand</w:t>
             </w:r>
           </w:p>
         </w:tc>
@@ -9732,7 +9624,7 @@
               <w:rPr>
                 <w:sz w:val="18"/>
               </w:rPr>
-              <w:t>Indian Institute of Technology (BHU) Varanasi</w:t>
+              <w:t>Jawaharlal Nehru University, New Delhi</w:t>
             </w:r>
           </w:p>
         </w:tc>
@@ -9748,7 +9640,7 @@
               <w:rPr>
                 <w:sz w:val="18"/>
               </w:rPr>
-              <w:t>Prof. Kalpana Chaudhary</w:t>
+              <w:t>Prof. Sushama Nagpal</w:t>
             </w:r>
           </w:p>
         </w:tc>
@@ -9776,7 +9668,7 @@
               <w:rPr>
                 <w:sz w:val="18"/>
               </w:rPr>
-              <w:t>Indian Institute of Technology (BHU) Varanasi</w:t>
+              <w:t>Netaji Subhas University of Technology, New Delhi</w:t>
             </w:r>
           </w:p>
         </w:tc>
@@ -9792,7 +9684,7 @@
               <w:rPr>
                 <w:sz w:val="18"/>
               </w:rPr>
-              <w:t>Dr. Bhim Singh</w:t>
+              <w:t>Dr. Jawwad Sami Ur Rahman</w:t>
             </w:r>
           </w:p>
         </w:tc>
@@ -9806,7 +9698,7 @@
               <w:rPr>
                 <w:sz w:val="18"/>
               </w:rPr>
-              <w:t>India</w:t>
+              <w:t>Pakistan</w:t>
             </w:r>
           </w:p>
         </w:tc>
@@ -9820,7 +9712,7 @@
               <w:rPr>
                 <w:sz w:val="18"/>
               </w:rPr>
-              <w:t>Indian Institute of Technology, Delhi</w:t>
+              <w:t>Riphah International University</w:t>
             </w:r>
           </w:p>
         </w:tc>
@@ -9836,7 +9728,7 @@
               <w:rPr>
                 <w:sz w:val="18"/>
               </w:rPr>
-              <w:t>Dr. Chakradhar Reddy. Chandupatla</w:t>
+              <w:t>Prof. Anurag Jain</w:t>
             </w:r>
           </w:p>
         </w:tc>
@@ -9864,7 +9756,7 @@
               <w:rPr>
                 <w:sz w:val="18"/>
               </w:rPr>
-              <w:t>IIT Ropar</w:t>
+              <w:t>Guru Gobind Singh Indraprastha University, New Delhi</w:t>
             </w:r>
           </w:p>
         </w:tc>
@@ -10846,7 +10738,7 @@
               <w:rPr>
                 <w:sz w:val="18"/>
               </w:rPr>
-              <w:t>Ekta Maini</w:t>
+              <w:t>HENRY CHIMA Chima UKWUOMA</w:t>
             </w:r>
           </w:p>
         </w:tc>
@@ -10860,7 +10752,7 @@
               <w:rPr>
                 <w:sz w:val="18"/>
               </w:rPr>
-              <w:t>India</w:t>
+              <w:t>Nigeria</w:t>
             </w:r>
           </w:p>
         </w:tc>
@@ -10874,7 +10766,7 @@
               <w:rPr>
                 <w:sz w:val="18"/>
               </w:rPr>
-              <w:t>Amity University Hyderabad</w:t>
+              <w:t>NIPSS kuru, Nigeria</w:t>
             </w:r>
           </w:p>
         </w:tc>
@@ -10890,7 +10782,7 @@
               <w:rPr>
                 <w:sz w:val="18"/>
               </w:rPr>
-              <w:t>Prof. Anuja Arora</w:t>
+              <w:t>Mehmet Recep Bozkurt</w:t>
             </w:r>
           </w:p>
         </w:tc>
@@ -10904,7 +10796,7 @@
               <w:rPr>
                 <w:sz w:val="18"/>
               </w:rPr>
-              <w:t>India</w:t>
+              <w:t>Turkiye</w:t>
             </w:r>
           </w:p>
         </w:tc>
@@ -10918,7 +10810,7 @@
               <w:rPr>
                 <w:sz w:val="18"/>
               </w:rPr>
-              <w:t>Jaypee Institute of Information Technology</w:t>
+              <w:t>Sakarya University</w:t>
             </w:r>
           </w:p>
         </w:tc>
@@ -10934,7 +10826,7 @@
               <w:rPr>
                 <w:sz w:val="18"/>
               </w:rPr>
-              <w:t>Sannasi Chakravarthy S R</w:t>
+              <w:t>Shriya Misra</w:t>
             </w:r>
           </w:p>
         </w:tc>
@@ -10948,7 +10840,7 @@
               <w:rPr>
                 <w:sz w:val="18"/>
               </w:rPr>
-              <w:t>India</w:t>
+              <w:t>USA</w:t>
             </w:r>
           </w:p>
         </w:tc>
@@ -10962,7 +10854,7 @@
               <w:rPr>
                 <w:sz w:val="18"/>
               </w:rPr>
-              <w:t>Bannari Amman Institute of Technology</w:t>
+              <w:t>Independent Researcher</w:t>
             </w:r>
           </w:p>
         </w:tc>
@@ -10978,7 +10870,7 @@
               <w:rPr>
                 <w:sz w:val="18"/>
               </w:rPr>
-              <w:t>Dr. R. Manikandan</w:t>
+              <w:t>Prof Dr Arab Naz</w:t>
             </w:r>
           </w:p>
         </w:tc>
@@ -10992,7 +10884,7 @@
               <w:rPr>
                 <w:sz w:val="18"/>
               </w:rPr>
-              <w:t>India</w:t>
+              <w:t>Pakistan</w:t>
             </w:r>
           </w:p>
         </w:tc>
@@ -11006,7 +10898,7 @@
               <w:rPr>
                 <w:sz w:val="18"/>
               </w:rPr>
-              <w:t>School of Computing, SASTRA Deemed University</w:t>
+              <w:t>University of Malakand, Pakistan</w:t>
             </w:r>
           </w:p>
         </w:tc>
@@ -11022,7 +10914,7 @@
               <w:rPr>
                 <w:sz w:val="18"/>
               </w:rPr>
-              <w:t>Dr. Avijit Kumar Chaudhuri</w:t>
+              <w:t>Qasem Abu Al-Haija</w:t>
             </w:r>
           </w:p>
         </w:tc>
@@ -11036,7 +10928,7 @@
               <w:rPr>
                 <w:sz w:val="18"/>
               </w:rPr>
-              <w:t>India</w:t>
+              <w:t>Jordan</w:t>
             </w:r>
           </w:p>
         </w:tc>
@@ -11050,7 +10942,7 @@
               <w:rPr>
                 <w:sz w:val="18"/>
               </w:rPr>
-              <w:t>Brainware University</w:t>
+              <w:t>Jordan University of Science and Technology</w:t>
             </w:r>
           </w:p>
         </w:tc>
@@ -11066,7 +10958,7 @@
               <w:rPr>
                 <w:sz w:val="18"/>
               </w:rPr>
-              <w:t>Dr. Nishant Doshi</w:t>
+              <w:t>Kevin M. Rivera, Ph.D.</w:t>
             </w:r>
           </w:p>
         </w:tc>
@@ -11080,7 +10972,7 @@
               <w:rPr>
                 <w:sz w:val="18"/>
               </w:rPr>
-              <w:t>India</w:t>
+              <w:t>Malta</w:t>
             </w:r>
           </w:p>
         </w:tc>
@@ -11094,7 +10986,7 @@
               <w:rPr>
                 <w:sz w:val="18"/>
               </w:rPr>
-              <w:t>Pandit Deendayal Energy University (PDEU), Gandhinagar</w:t>
+              <w:t>Yhank Institute</w:t>
             </w:r>
           </w:p>
         </w:tc>
@@ -11110,7 +11002,7 @@
               <w:rPr>
                 <w:sz w:val="18"/>
               </w:rPr>
-              <w:t>Janmenjoy Nayak</w:t>
+              <w:t>Ilham Laabab</w:t>
             </w:r>
           </w:p>
         </w:tc>
@@ -11124,7 +11016,7 @@
               <w:rPr>
                 <w:sz w:val="18"/>
               </w:rPr>
-              <w:t>India</w:t>
+              <w:t>Morocco</w:t>
             </w:r>
           </w:p>
         </w:tc>
@@ -11138,7 +11030,7 @@
               <w:rPr>
                 <w:sz w:val="18"/>
               </w:rPr>
-              <w:t>MSCB University, Odisha</w:t>
+              <w:t>Sidi Mohamed Ben Abdellah University, Fez. Morocco</w:t>
             </w:r>
           </w:p>
         </w:tc>
@@ -11154,7 +11046,7 @@
               <w:rPr>
                 <w:sz w:val="18"/>
               </w:rPr>
-              <w:t>Dr. Kingsy Grace R</w:t>
+              <w:t>Ekta Maini</w:t>
             </w:r>
           </w:p>
         </w:tc>
@@ -11182,7 +11074,7 @@
               <w:rPr>
                 <w:sz w:val="18"/>
               </w:rPr>
-              <w:t>Sri Ramakrishna Engineering College</w:t>
+              <w:t>Amity University Hyderabad</w:t>
             </w:r>
           </w:p>
         </w:tc>
@@ -11198,7 +11090,7 @@
               <w:rPr>
                 <w:sz w:val="18"/>
               </w:rPr>
-              <w:t>Dr. Manvi Breja</w:t>
+              <w:t>Prof. Anuja Arora</w:t>
             </w:r>
           </w:p>
         </w:tc>
@@ -11226,7 +11118,7 @@
               <w:rPr>
                 <w:sz w:val="18"/>
               </w:rPr>
-              <w:t>The NorthCap University, Gurugram</w:t>
+              <w:t>Jaypee Institute of Information Technology</w:t>
             </w:r>
           </w:p>
         </w:tc>
@@ -11242,7 +11134,7 @@
               <w:rPr>
                 <w:sz w:val="18"/>
               </w:rPr>
-              <w:t>Prof. Sumit Gupta</w:t>
+              <w:t>Sannasi Chakravarthy S R</w:t>
             </w:r>
           </w:p>
         </w:tc>
@@ -11270,7 +11162,7 @@
               <w:rPr>
                 <w:sz w:val="18"/>
               </w:rPr>
-              <w:t>Academy of Technology</w:t>
+              <w:t>Bannari Amman Institute of Technology</w:t>
             </w:r>
           </w:p>
         </w:tc>
@@ -11286,7 +11178,7 @@
               <w:rPr>
                 <w:sz w:val="18"/>
               </w:rPr>
-              <w:t>Dr. Saroj Koul</w:t>
+              <w:t>Dr. R. Manikandan</w:t>
             </w:r>
           </w:p>
         </w:tc>
@@ -11314,7 +11206,7 @@
               <w:rPr>
                 <w:sz w:val="18"/>
               </w:rPr>
-              <w:t>O.P. Jindal Global University</w:t>
+              <w:t>School of Computing, SASTRA Deemed University</w:t>
             </w:r>
           </w:p>
         </w:tc>
@@ -11330,7 +11222,7 @@
               <w:rPr>
                 <w:sz w:val="18"/>
               </w:rPr>
-              <w:t>HENRY CHIMA Chima UKWUOMA</w:t>
+              <w:t>Dr. Avijit Kumar Chaudhuri</w:t>
             </w:r>
           </w:p>
         </w:tc>
@@ -11344,7 +11236,7 @@
               <w:rPr>
                 <w:sz w:val="18"/>
               </w:rPr>
-              <w:t>Nigeria</w:t>
+              <w:t>India</w:t>
             </w:r>
           </w:p>
         </w:tc>
@@ -11358,7 +11250,7 @@
               <w:rPr>
                 <w:sz w:val="18"/>
               </w:rPr>
-              <w:t>NIPSS kuru, Nigeria</w:t>
+              <w:t>Brainware University</w:t>
             </w:r>
           </w:p>
         </w:tc>
@@ -11374,7 +11266,7 @@
               <w:rPr>
                 <w:sz w:val="18"/>
               </w:rPr>
-              <w:t>Mehmet Recep Bozkurt</w:t>
+              <w:t>Dr. Nishant Doshi</w:t>
             </w:r>
           </w:p>
         </w:tc>
@@ -11388,7 +11280,7 @@
               <w:rPr>
                 <w:sz w:val="18"/>
               </w:rPr>
-              <w:t>Turkiye</w:t>
+              <w:t>India</w:t>
             </w:r>
           </w:p>
         </w:tc>
@@ -11402,7 +11294,7 @@
               <w:rPr>
                 <w:sz w:val="18"/>
               </w:rPr>
-              <w:t>Sakarya University</w:t>
+              <w:t>Pandit Deendayal Energy University (PDEU), Gandhinagar</w:t>
             </w:r>
           </w:p>
         </w:tc>
@@ -11418,7 +11310,7 @@
               <w:rPr>
                 <w:sz w:val="18"/>
               </w:rPr>
-              <w:t>Shriya Misra</w:t>
+              <w:t>Janmenjoy Nayak</w:t>
             </w:r>
           </w:p>
         </w:tc>
@@ -11432,7 +11324,7 @@
               <w:rPr>
                 <w:sz w:val="18"/>
               </w:rPr>
-              <w:t>USA</w:t>
+              <w:t>India</w:t>
             </w:r>
           </w:p>
         </w:tc>
@@ -11446,7 +11338,7 @@
               <w:rPr>
                 <w:sz w:val="18"/>
               </w:rPr>
-              <w:t>Independent Researcher</w:t>
+              <w:t>MSCB University, Odisha</w:t>
             </w:r>
           </w:p>
         </w:tc>
@@ -11462,7 +11354,7 @@
               <w:rPr>
                 <w:sz w:val="18"/>
               </w:rPr>
-              <w:t>Prof Dr Arab Naz</w:t>
+              <w:t>Dr. Kingsy Grace R</w:t>
             </w:r>
           </w:p>
         </w:tc>
@@ -11476,7 +11368,7 @@
               <w:rPr>
                 <w:sz w:val="18"/>
               </w:rPr>
-              <w:t>Pakistan</w:t>
+              <w:t>India</w:t>
             </w:r>
           </w:p>
         </w:tc>
@@ -11490,7 +11382,7 @@
               <w:rPr>
                 <w:sz w:val="18"/>
               </w:rPr>
-              <w:t>University of Malakand, Pakistan</w:t>
+              <w:t>Sri Ramakrishna Engineering College</w:t>
             </w:r>
           </w:p>
         </w:tc>
@@ -11506,7 +11398,7 @@
               <w:rPr>
                 <w:sz w:val="18"/>
               </w:rPr>
-              <w:t>Qasem Abu Al-Haija</w:t>
+              <w:t>Dr. Manvi Breja</w:t>
             </w:r>
           </w:p>
         </w:tc>
@@ -11520,7 +11412,7 @@
               <w:rPr>
                 <w:sz w:val="18"/>
               </w:rPr>
-              <w:t>Jordan</w:t>
+              <w:t>India</w:t>
             </w:r>
           </w:p>
         </w:tc>
@@ -11534,7 +11426,7 @@
               <w:rPr>
                 <w:sz w:val="18"/>
               </w:rPr>
-              <w:t>Jordan University of Science and Technology</w:t>
+              <w:t>The NorthCap University, Gurugram</w:t>
             </w:r>
           </w:p>
         </w:tc>
@@ -11550,7 +11442,7 @@
               <w:rPr>
                 <w:sz w:val="18"/>
               </w:rPr>
-              <w:t>Kevin M. Rivera, Ph.D.</w:t>
+              <w:t>Prof. Sumit Gupta</w:t>
             </w:r>
           </w:p>
         </w:tc>
@@ -11564,7 +11456,7 @@
               <w:rPr>
                 <w:sz w:val="18"/>
               </w:rPr>
-              <w:t>Malta</w:t>
+              <w:t>India</w:t>
             </w:r>
           </w:p>
         </w:tc>
@@ -11578,7 +11470,7 @@
               <w:rPr>
                 <w:sz w:val="18"/>
               </w:rPr>
-              <w:t>Yhank Institute</w:t>
+              <w:t>Academy of Technology</w:t>
             </w:r>
           </w:p>
         </w:tc>
@@ -11594,7 +11486,7 @@
               <w:rPr>
                 <w:sz w:val="18"/>
               </w:rPr>
-              <w:t>Ilham Laabab</w:t>
+              <w:t>Dr. Saroj Koul</w:t>
             </w:r>
           </w:p>
         </w:tc>
@@ -11608,7 +11500,7 @@
               <w:rPr>
                 <w:sz w:val="18"/>
               </w:rPr>
-              <w:t>Morocco</w:t>
+              <w:t>India</w:t>
             </w:r>
           </w:p>
         </w:tc>
@@ -11622,7 +11514,7 @@
               <w:rPr>
                 <w:sz w:val="18"/>
               </w:rPr>
-              <w:t>Sidi Mohamed Ben Abdellah University, Fez. Morocco</w:t>
+              <w:t>O.P. Jindal Global University</w:t>
             </w:r>
           </w:p>
         </w:tc>
